--- a/public/uploads/swakelola/sppg/E. 1. Laporan Akhir Pelaksanaan Swakelola Administrasi SPPG.docx
+++ b/public/uploads/swakelola/sppg/E. 1. Laporan Akhir Pelaksanaan Swakelola Administrasi SPPG.docx
@@ -4,7 +4,61 @@
   <w:body>
     <w:p>
       <w:pPr>
-        <w:spacing w:before="0" w:after="40"/>
+        <w:spacing w:before="0" w:after="200" w:line="240" w:lineRule="auto"/>
+        <w:jc w:val="center"/>
+      </w:pPr>
+      <w:r>
+        <w:drawing>
+          <wp:inline xmlns:a="http://schemas.openxmlformats.org/drawingml/2006/main" xmlns:pic="http://schemas.openxmlformats.org/drawingml/2006/picture">
+            <wp:extent cx="5940000" cy="876504"/>
+            <wp:docPr id="1" name="Picture 1"/>
+            <wp:cNvGraphicFramePr>
+              <a:graphicFrameLocks noChangeAspect="1"/>
+            </wp:cNvGraphicFramePr>
+            <a:graphic>
+              <a:graphicData uri="http://schemas.openxmlformats.org/drawingml/2006/picture">
+                <pic:pic>
+                  <pic:nvPicPr>
+                    <pic:cNvPr id="0" name="1775466518_6770018a33b3f91eebd0.png"/>
+                    <pic:cNvPicPr/>
+                  </pic:nvPicPr>
+                  <pic:blipFill>
+                    <a:blip r:embed="rId9"/>
+                    <a:stretch>
+                      <a:fillRect/>
+                    </a:stretch>
+                  </pic:blipFill>
+                  <pic:spPr>
+                    <a:xfrm>
+                      <a:off x="0" y="0"/>
+                      <a:ext cx="5940000" cy="876504"/>
+                    </a:xfrm>
+                    <a:prstGeom prst="rect"/>
+                  </pic:spPr>
+                </pic:pic>
+              </a:graphicData>
+            </a:graphic>
+          </wp:inline>
+        </w:drawing>
+      </w:r>
+    </w:p>
+    <w:p>
+      <w:pPr>
+        <w:spacing w:before="40" w:after="40" w:line="276" w:lineRule="auto"/>
+        <w:jc w:val="center"/>
+      </w:pPr>
+      <w:r>
+        <w:rPr>
+          <w:rFonts w:ascii="Arial" w:hAnsi="Arial"/>
+          <w:b/>
+          <w:sz w:val="23"/>
+        </w:rPr>
+        <w:t>LAPORAN AKHIR PELAKSANAAN SWAKELOLA TIPE I</w:t>
+      </w:r>
+    </w:p>
+    <w:p>
+      <w:pPr>
+        <w:spacing w:before="0" w:after="40" w:line="276" w:lineRule="auto"/>
         <w:jc w:val="center"/>
       </w:pPr>
       <w:r>
@@ -13,74 +67,28 @@
           <w:b/>
           <w:sz w:val="22"/>
         </w:rPr>
-        <w:t>KEMENTERIAN PEKERJAAN UMUM</w:t>
-        <w:br/>
-        <w:t>DIREKTORAT JENDERAL PRASARANA STRATEGIS</w:t>
-        <w:br/>
-        <w:t>SATUAN KERJA PELAKSANAAN PRASARANA STRATEGIS RIAU</w:t>
-        <w:br/>
+        <w:t>ADMINISTRASI KEGIATAN PEMBANGUNAN GEDUNG SPPG PROVINSI RIAU</w:t>
       </w:r>
     </w:p>
     <w:p>
       <w:pPr>
-        <w:spacing w:before="0" w:after="160"/>
-        <w:jc w:val="center"/>
-      </w:pPr>
-      <w:r>
-        <w:rPr>
-          <w:rFonts w:ascii="Arial" w:hAnsi="Arial"/>
-          <w:color w:val="787878"/>
-          <w:sz w:val="17"/>
-        </w:rPr>
-        <w:t>Jalan Bakti, Ruko Komplek Mutiara Asri Garden, Sidomulyo Timur, Marpoyan Damai, Pekanbaru</w:t>
-        <w:br/>
-        <w:t>—————————————————————————————————————————————————————————————————</w:t>
-      </w:r>
-    </w:p>
-    <w:p>
-      <w:pPr>
-        <w:spacing w:before="160" w:after="200"/>
+        <w:spacing w:before="0" w:after="200" w:line="276" w:lineRule="auto"/>
         <w:jc w:val="center"/>
       </w:pPr>
       <w:r>
         <w:rPr>
           <w:rFonts w:ascii="Arial" w:hAnsi="Arial"/>
           <w:b/>
-          <w:sz w:val="23"/>
+          <w:sz w:val="22"/>
         </w:rPr>
-        <w:t>LAPORAN AKHIR PELAKSANAAN KEGIATAN SWAKELOLA TIPE I</w:t>
-        <w:br/>
-      </w:r>
-      <w:r>
-        <w:rPr>
-          <w:rFonts w:ascii="Arial" w:hAnsi="Arial"/>
-          <w:b/>
-          <w:sz w:val="23"/>
-        </w:rPr>
-        <w:t>ADMINISTRASI KEGIATAN PEMBANGUNAN GEDUNG SPPG PROVINSI RIAU</w:t>
-        <w:br/>
-      </w:r>
-      <w:r>
-        <w:rPr>
-          <w:rFonts w:ascii="Arial" w:hAnsi="Arial"/>
-          <w:b/>
-          <w:sz w:val="23"/>
-        </w:rPr>
-        <w:t>SATUAN KERJA PELAKSANAAN PRASARANA STRATEGIS RIAU</w:t>
-        <w:br/>
-      </w:r>
-      <w:r>
-        <w:rPr>
-          <w:rFonts w:ascii="Arial" w:hAnsi="Arial"/>
-          <w:b/>
-          <w:sz w:val="23"/>
-        </w:rPr>
-        <w:t>TAHUN ANGGARAN 2025</w:t>
+        <w:t>SATUAN KERJA PELAKSANAAN PRASARANA STRATEGIS RIAU TA 2025</w:t>
       </w:r>
     </w:p>
     <w:p>
       <w:pPr>
-        <w:spacing w:before="160" w:after="40"/>
+        <w:keepNext/>
+        <w:spacing w:before="160" w:after="80"/>
+        <w:jc w:val="left"/>
       </w:pPr>
       <w:r>
         <w:rPr>
@@ -88,28 +96,28 @@
           <w:b/>
           <w:sz w:val="21"/>
         </w:rPr>
-        <w:t>BAB I : PENDAHULUAN</w:t>
+        <w:t>BAB I. PENDAHULUAN</w:t>
       </w:r>
     </w:p>
     <w:p>
       <w:pPr>
-        <w:spacing w:before="0" w:after="120"/>
+        <w:spacing w:before="0" w:after="120" w:line="300" w:lineRule="auto"/>
+        <w:jc w:val="both"/>
       </w:pPr>
       <w:r>
         <w:rPr>
           <w:rFonts w:ascii="Arial" w:hAnsi="Arial"/>
-          <w:sz w:val="19"/>
+          <w:b w:val="0"/>
+          <w:sz w:val="21"/>
         </w:rPr>
-        <w:t>1.1. Latar Belakang: Dalam rangka mendukung Program Strategis Nasional Makan Bergizi Gratis (MBG) Presiden RI dan amanat penugasan bersama Badan Gizi Nasional (BGN), Kementerian Pekerjaan Umum melalui Satker Pelaksanaan Prasarana Strategis Riau menyelenggarakan Pembangunan Gedung Satuan Pelayanan Pemenuhan Gizi (SPPG) di Provinsi Riau. Kegiatan ini didukung oleh paket Swakelola Tipe I Administrasi Kegiatan Pembangunan Gedung SPPG TA 2025.</w:t>
-        <w:br/>
-        <w:t>1.2. Maksud dan Tujuan: Memberikan pendampingan teknis dan administrasi dari penyiapan dokumen kesiapan lokasi, koordinasi lintas sektor, monitoring lapangan, hingga pelaporan akhir.</w:t>
-        <w:br/>
-        <w:t>1.3. Sasaran dan Manfaat: Tersedianya data kesiapan lokasi calon SPPG yang valid di Kab. Kampar, Kota Dumai, dan Kab. Siak, serta tertib administrasi pelaksanaan kegiatan.</w:t>
+        <w:t>Kegiatan Administrasi Pembangunan Gedung Satuan Pelayanan Pemenuhan Gizi (SPPG) Provinsi Riau Tahun Anggaran 2025 merupakan bagian integral dari dukungan Direktorat Jenderal Prasarana Strategis Kementerian Pekerjaan Umum terhadap percepatan penyediaan sarana pemenuhan gizi nasional. Kegiatan ini dilaksanakan melalui mekanisme Swakelola Tipe I berdasarkan DIPA Satuan Kerja Pelaksanaan Prasarana Strategis Riau Nomor: DIPA-145.06.1.691285/2025 pada MAK 06.691285.GM.7717.CBI.001.900.A.</w:t>
       </w:r>
     </w:p>
     <w:p>
       <w:pPr>
-        <w:spacing w:before="160" w:after="40"/>
+        <w:keepNext/>
+        <w:spacing w:before="160" w:after="80"/>
+        <w:jc w:val="left"/>
       </w:pPr>
       <w:r>
         <w:rPr>
@@ -117,34 +125,205 @@
           <w:b/>
           <w:sz w:val="21"/>
         </w:rPr>
-        <w:t>BAB II : PELAKSANAAN KEGIATAN</w:t>
+        <w:t>BAB II. PELAKSANAAN KEGIATAN DAN CAPAIAN KELUARAN</w:t>
       </w:r>
+    </w:p>
+    <w:tbl>
+      <w:tblPr>
+        <w:tblW w:type="auto" w:w="0"/>
+        <w:jc w:val="center"/>
+        <w:tblLayout w:type="fixed"/>
+        <w:tblLook w:firstColumn="1" w:firstRow="1" w:lastColumn="0" w:lastRow="0" w:noHBand="0" w:noVBand="1" w:val="04A0"/>
+        <w:tblBorders>
+          <w:top w:val="none" w:sz="0" w:space="0" w:color="auto"/>
+          <w:left w:val="none" w:sz="0" w:space="0" w:color="auto"/>
+          <w:bottom w:val="none" w:sz="0" w:space="0" w:color="auto"/>
+          <w:right w:val="none" w:sz="0" w:space="0" w:color="auto"/>
+          <w:insideH w:val="none" w:sz="0" w:space="0" w:color="auto"/>
+          <w:insideV w:val="none" w:sz="0" w:space="0" w:color="auto"/>
+        </w:tblBorders>
+      </w:tblPr>
+      <w:tblGrid>
+        <w:gridCol w:w="4677"/>
+        <w:gridCol w:w="4677"/>
+      </w:tblGrid>
+      <w:tr>
+        <w:tc>
+          <w:tcPr>
+            <w:tcW w:type="dxa" w:w="425"/>
+            <w:tcMar>
+              <w:top w:w="40" w:type="dxa"/>
+              <w:bottom w:w="40" w:type="dxa"/>
+              <w:left w:w="20" w:type="dxa"/>
+              <w:right w:w="40" w:type="dxa"/>
+            </w:tcMar>
+          </w:tcPr>
+          <w:p>
+            <w:pPr>
+              <w:spacing w:before="0" w:after="40" w:line="288" w:lineRule="auto"/>
+              <w:jc w:val="left"/>
+            </w:pPr>
+            <w:r>
+              <w:rPr>
+                <w:rFonts w:ascii="Arial" w:hAnsi="Arial"/>
+                <w:sz w:val="21"/>
+              </w:rPr>
+              <w:t>1.</w:t>
+            </w:r>
+          </w:p>
+        </w:tc>
+        <w:tc>
+          <w:tcPr>
+            <w:tcW w:type="dxa" w:w="8929"/>
+            <w:tcMar>
+              <w:top w:w="40" w:type="dxa"/>
+              <w:bottom w:w="40" w:type="dxa"/>
+              <w:left w:w="20" w:type="dxa"/>
+              <w:right w:w="20" w:type="dxa"/>
+            </w:tcMar>
+          </w:tcPr>
+          <w:p>
+            <w:pPr>
+              <w:spacing w:before="0" w:after="40" w:line="288" w:lineRule="auto"/>
+              <w:jc w:val="both"/>
+            </w:pPr>
+            <w:r>
+              <w:rPr>
+                <w:rFonts w:ascii="Arial" w:hAnsi="Arial"/>
+                <w:b/>
+                <w:sz w:val="21"/>
+              </w:rPr>
+              <w:t>Penyelenggara Kegiatan:</w:t>
+            </w:r>
+            <w:r>
+              <w:rPr>
+                <w:rFonts w:ascii="Arial" w:hAnsi="Arial"/>
+                <w:sz w:val="21"/>
+              </w:rPr>
+              <w:t xml:space="preserve"> Dilaksanakan oleh Tim Penyelenggara Swakelola Satker Pelaksanaan Prasarana Strategis Riau berdasarkan SK KPA Nomor: 28/KPTS/SATKER-PPS.RIAU/2025 tanggal 23 September 2025.</w:t>
+            </w:r>
+          </w:p>
+        </w:tc>
+      </w:tr>
+      <w:tr>
+        <w:tc>
+          <w:tcPr>
+            <w:tcW w:type="dxa" w:w="425"/>
+            <w:tcMar>
+              <w:top w:w="40" w:type="dxa"/>
+              <w:bottom w:w="40" w:type="dxa"/>
+              <w:left w:w="20" w:type="dxa"/>
+              <w:right w:w="40" w:type="dxa"/>
+            </w:tcMar>
+          </w:tcPr>
+          <w:p>
+            <w:pPr>
+              <w:spacing w:before="0" w:after="40" w:line="288" w:lineRule="auto"/>
+              <w:jc w:val="left"/>
+            </w:pPr>
+            <w:r>
+              <w:rPr>
+                <w:rFonts w:ascii="Arial" w:hAnsi="Arial"/>
+                <w:sz w:val="21"/>
+              </w:rPr>
+              <w:t>2.</w:t>
+            </w:r>
+          </w:p>
+        </w:tc>
+        <w:tc>
+          <w:tcPr>
+            <w:tcW w:type="dxa" w:w="8929"/>
+            <w:tcMar>
+              <w:top w:w="40" w:type="dxa"/>
+              <w:bottom w:w="40" w:type="dxa"/>
+              <w:left w:w="20" w:type="dxa"/>
+              <w:right w:w="20" w:type="dxa"/>
+            </w:tcMar>
+          </w:tcPr>
+          <w:p>
+            <w:pPr>
+              <w:spacing w:before="0" w:after="40" w:line="288" w:lineRule="auto"/>
+              <w:jc w:val="both"/>
+            </w:pPr>
+            <w:r>
+              <w:rPr>
+                <w:rFonts w:ascii="Arial" w:hAnsi="Arial"/>
+                <w:b/>
+                <w:sz w:val="21"/>
+              </w:rPr>
+              <w:t>Pemenuhan Kebutuhan Bahan Operasional:</w:t>
+            </w:r>
+            <w:r>
+              <w:rPr>
+                <w:rFonts w:ascii="Arial" w:hAnsi="Arial"/>
+                <w:sz w:val="21"/>
+              </w:rPr>
+              <w:t xml:space="preserve"> Telah dilaksanakan pengadaan Alat Tulis Kantor (ATK) sebesar Rp 10.750.000,- dan Computer Supplies sebesar Rp 9.485.000,- untuk menunjang penyusunan dokumen pengadaan, pemberkasan kontrak, dan pelaporan teknis SPPG.</w:t>
+            </w:r>
+          </w:p>
+        </w:tc>
+      </w:tr>
+      <w:tr>
+        <w:tc>
+          <w:tcPr>
+            <w:tcW w:type="dxa" w:w="425"/>
+            <w:tcMar>
+              <w:top w:w="40" w:type="dxa"/>
+              <w:bottom w:w="40" w:type="dxa"/>
+              <w:left w:w="20" w:type="dxa"/>
+              <w:right w:w="40" w:type="dxa"/>
+            </w:tcMar>
+          </w:tcPr>
+          <w:p>
+            <w:pPr>
+              <w:spacing w:before="0" w:after="40" w:line="288" w:lineRule="auto"/>
+              <w:jc w:val="left"/>
+            </w:pPr>
+            <w:r>
+              <w:rPr>
+                <w:rFonts w:ascii="Arial" w:hAnsi="Arial"/>
+                <w:sz w:val="21"/>
+              </w:rPr>
+              <w:t>3.</w:t>
+            </w:r>
+          </w:p>
+        </w:tc>
+        <w:tc>
+          <w:tcPr>
+            <w:tcW w:type="dxa" w:w="8929"/>
+            <w:tcMar>
+              <w:top w:w="40" w:type="dxa"/>
+              <w:bottom w:w="40" w:type="dxa"/>
+              <w:left w:w="20" w:type="dxa"/>
+              <w:right w:w="20" w:type="dxa"/>
+            </w:tcMar>
+          </w:tcPr>
+          <w:p>
+            <w:pPr>
+              <w:spacing w:before="0" w:after="40" w:line="288" w:lineRule="auto"/>
+              <w:jc w:val="both"/>
+            </w:pPr>
+            <w:r>
+              <w:rPr>
+                <w:rFonts w:ascii="Arial" w:hAnsi="Arial"/>
+                <w:sz w:val="21"/>
+              </w:rPr>
+              <w:t>Pelaksanaan Koordinasi, Survei, dan Monitoring Lapangan: Telah dilaksanakan 8 (delapan) kegiatan perjalanan dinas luar kota (Kabupaten Kampar, Kota Dumai, Kabupaten Siak, Jakarta, dan Medan) senilai Rp 114.974.100,- serta 1 (satu) kegiatan perjalanan dinas dalam kota Pekanbaru senilai Rp 5.950.000,-.</w:t>
+            </w:r>
+          </w:p>
+        </w:tc>
+      </w:tr>
+    </w:tbl>
+    <w:p>
+      <w:pPr>
+        <w:spacing w:before="0" w:after="80"/>
+      </w:pPr>
     </w:p>
     <w:p>
       <w:pPr>
-        <w:spacing w:before="0" w:after="120"/>
-      </w:pPr>
-      <w:r>
-        <w:rPr>
-          <w:rFonts w:ascii="Arial" w:hAnsi="Arial"/>
-          <w:sz w:val="19"/>
-        </w:rPr>
-        <w:t>2.1. Penyelenggara: Kegiatan dilaksanakan secara mandiri oleh Tim Pelaksana Swakelola berdasarkan Keputusan KPA No. 28/KPTS/SATKER-PPS.RIAU/2025.</w:t>
-        <w:br/>
-        <w:t>2.2. Uraian Pelaksanaan Lapangan:</w:t>
-        <w:br/>
-        <w:t xml:space="preserve">   - Koordinasi dan survei MC-0 lokasi SPPG di Kabupaten Kampar.</w:t>
-        <w:br/>
-        <w:t xml:space="preserve">   - Peninjauan teknis batas lahan dan aksesibilitas di Kota Dumai dan Kabupaten Siak.</w:t>
-        <w:br/>
-        <w:t xml:space="preserve">   - Koordinasi teknis ke Ditjen Prasarana Strategis di Jakarta dan Balai di Medan.</w:t>
-        <w:br/>
-        <w:t xml:space="preserve">   - Penatausahaan belanja bahan berupa ATK dan suplies komputer untuk penyusunan berkas administrasi dan pelaporan.</w:t>
-      </w:r>
-    </w:p>
-    <w:p>
-      <w:pPr>
-        <w:spacing w:before="160" w:after="40"/>
+        <w:keepNext/>
+        <w:spacing w:before="160" w:after="80"/>
+        <w:jc w:val="left"/>
       </w:pPr>
       <w:r>
         <w:rPr>
@@ -152,28 +331,1183 @@
           <w:b/>
           <w:sz w:val="21"/>
         </w:rPr>
-        <w:t>BAB III : REALISASI ANGGARAN</w:t>
+        <w:t>BAB III. REALISASI ANGGARAN DAN AKUNTABILITAS</w:t>
       </w:r>
     </w:p>
+    <w:tbl>
+      <w:tblPr>
+        <w:tblW w:type="auto" w:w="0"/>
+        <w:jc w:val="center"/>
+        <w:tblLayout w:type="fixed"/>
+        <w:tblLook w:firstColumn="1" w:firstRow="1" w:lastColumn="0" w:lastRow="0" w:noHBand="0" w:noVBand="1" w:val="04A0"/>
+        <w:tblBorders>
+          <w:top w:val="single" w:sz="4" w:space="0" w:color="444444"/>
+          <w:left w:val="single" w:sz="4" w:space="0" w:color="444444"/>
+          <w:bottom w:val="single" w:sz="4" w:space="0" w:color="444444"/>
+          <w:right w:val="single" w:sz="4" w:space="0" w:color="444444"/>
+          <w:insideH w:val="single" w:sz="4" w:space="0" w:color="444444"/>
+          <w:insideV w:val="single" w:sz="4" w:space="0" w:color="444444"/>
+        </w:tblBorders>
+      </w:tblPr>
+      <w:tblGrid>
+        <w:gridCol w:w="1559"/>
+        <w:gridCol w:w="1559"/>
+        <w:gridCol w:w="1559"/>
+        <w:gridCol w:w="1559"/>
+        <w:gridCol w:w="1559"/>
+        <w:gridCol w:w="1559"/>
+      </w:tblGrid>
+      <w:tr>
+        <w:trPr>
+          <w:tblHeader/>
+          <w:cantSplit/>
+        </w:trPr>
+        <w:tc>
+          <w:tcPr>
+            <w:tcW w:type="dxa" w:w="510"/>
+            <w:vAlign w:val="center"/>
+            <w:shd w:fill="D9E2F3"/>
+            <w:tcMar>
+              <w:top w:w="90" w:type="dxa"/>
+              <w:bottom w:w="90" w:type="dxa"/>
+              <w:left w:w="110" w:type="dxa"/>
+              <w:right w:w="110" w:type="dxa"/>
+            </w:tcMar>
+          </w:tcPr>
+          <w:p>
+            <w:pPr>
+              <w:spacing w:before="0" w:after="0" w:line="276" w:lineRule="auto"/>
+              <w:jc w:val="center"/>
+            </w:pPr>
+            <w:r>
+              <w:rPr>
+                <w:rFonts w:ascii="Arial" w:hAnsi="Arial"/>
+                <w:b/>
+                <w:sz w:val="19"/>
+              </w:rPr>
+              <w:t>No.</w:t>
+            </w:r>
+          </w:p>
+        </w:tc>
+        <w:tc>
+          <w:tcPr>
+            <w:tcW w:type="dxa" w:w="2948"/>
+            <w:vAlign w:val="center"/>
+            <w:shd w:fill="D9E2F3"/>
+            <w:tcMar>
+              <w:top w:w="90" w:type="dxa"/>
+              <w:bottom w:w="90" w:type="dxa"/>
+              <w:left w:w="110" w:type="dxa"/>
+              <w:right w:w="110" w:type="dxa"/>
+            </w:tcMar>
+          </w:tcPr>
+          <w:p>
+            <w:pPr>
+              <w:spacing w:before="0" w:after="0" w:line="276" w:lineRule="auto"/>
+              <w:jc w:val="center"/>
+            </w:pPr>
+            <w:r>
+              <w:rPr>
+                <w:rFonts w:ascii="Arial" w:hAnsi="Arial"/>
+                <w:b/>
+                <w:sz w:val="19"/>
+              </w:rPr>
+              <w:t>Komponen Belanja</w:t>
+            </w:r>
+          </w:p>
+        </w:tc>
+        <w:tc>
+          <w:tcPr>
+            <w:tcW w:type="dxa" w:w="1587"/>
+            <w:vAlign w:val="center"/>
+            <w:shd w:fill="D9E2F3"/>
+            <w:tcMar>
+              <w:top w:w="90" w:type="dxa"/>
+              <w:bottom w:w="90" w:type="dxa"/>
+              <w:left w:w="110" w:type="dxa"/>
+              <w:right w:w="110" w:type="dxa"/>
+            </w:tcMar>
+          </w:tcPr>
+          <w:p>
+            <w:pPr>
+              <w:spacing w:before="0" w:after="0" w:line="276" w:lineRule="auto"/>
+              <w:jc w:val="center"/>
+            </w:pPr>
+            <w:r>
+              <w:rPr>
+                <w:rFonts w:ascii="Arial" w:hAnsi="Arial"/>
+                <w:b/>
+                <w:sz w:val="19"/>
+              </w:rPr>
+              <w:t>Pagu Anggaran (Rp)</w:t>
+            </w:r>
+          </w:p>
+        </w:tc>
+        <w:tc>
+          <w:tcPr>
+            <w:tcW w:type="dxa" w:w="1587"/>
+            <w:vAlign w:val="center"/>
+            <w:shd w:fill="D9E2F3"/>
+            <w:tcMar>
+              <w:top w:w="90" w:type="dxa"/>
+              <w:bottom w:w="90" w:type="dxa"/>
+              <w:left w:w="110" w:type="dxa"/>
+              <w:right w:w="110" w:type="dxa"/>
+            </w:tcMar>
+          </w:tcPr>
+          <w:p>
+            <w:pPr>
+              <w:spacing w:before="0" w:after="0" w:line="276" w:lineRule="auto"/>
+              <w:jc w:val="center"/>
+            </w:pPr>
+            <w:r>
+              <w:rPr>
+                <w:rFonts w:ascii="Arial" w:hAnsi="Arial"/>
+                <w:b/>
+                <w:sz w:val="19"/>
+              </w:rPr>
+              <w:t>Realisasi (Rp)</w:t>
+            </w:r>
+          </w:p>
+        </w:tc>
+        <w:tc>
+          <w:tcPr>
+            <w:tcW w:type="dxa" w:w="1587"/>
+            <w:vAlign w:val="center"/>
+            <w:shd w:fill="D9E2F3"/>
+            <w:tcMar>
+              <w:top w:w="90" w:type="dxa"/>
+              <w:bottom w:w="90" w:type="dxa"/>
+              <w:left w:w="110" w:type="dxa"/>
+              <w:right w:w="110" w:type="dxa"/>
+            </w:tcMar>
+          </w:tcPr>
+          <w:p>
+            <w:pPr>
+              <w:spacing w:before="0" w:after="0" w:line="276" w:lineRule="auto"/>
+              <w:jc w:val="center"/>
+            </w:pPr>
+            <w:r>
+              <w:rPr>
+                <w:rFonts w:ascii="Arial" w:hAnsi="Arial"/>
+                <w:b/>
+                <w:sz w:val="19"/>
+              </w:rPr>
+              <w:t>Efisiensi / Sisa (Rp)</w:t>
+            </w:r>
+          </w:p>
+        </w:tc>
+        <w:tc>
+          <w:tcPr>
+            <w:tcW w:type="dxa" w:w="1134"/>
+            <w:vAlign w:val="center"/>
+            <w:shd w:fill="D9E2F3"/>
+            <w:tcMar>
+              <w:top w:w="90" w:type="dxa"/>
+              <w:bottom w:w="90" w:type="dxa"/>
+              <w:left w:w="110" w:type="dxa"/>
+              <w:right w:w="110" w:type="dxa"/>
+            </w:tcMar>
+          </w:tcPr>
+          <w:p>
+            <w:pPr>
+              <w:spacing w:before="0" w:after="0" w:line="276" w:lineRule="auto"/>
+              <w:jc w:val="center"/>
+            </w:pPr>
+            <w:r>
+              <w:rPr>
+                <w:rFonts w:ascii="Arial" w:hAnsi="Arial"/>
+                <w:b/>
+                <w:sz w:val="19"/>
+              </w:rPr>
+              <w:t>Capaian Fisik</w:t>
+            </w:r>
+          </w:p>
+        </w:tc>
+      </w:tr>
+      <w:tr>
+        <w:trPr>
+          <w:cantSplit/>
+        </w:trPr>
+        <w:tc>
+          <w:tcPr>
+            <w:tcW w:type="dxa" w:w="510"/>
+            <w:vAlign w:val="center"/>
+            <w:tcMar>
+              <w:top w:w="75" w:type="dxa"/>
+              <w:bottom w:w="75" w:type="dxa"/>
+              <w:left w:w="110" w:type="dxa"/>
+              <w:right w:w="110" w:type="dxa"/>
+            </w:tcMar>
+          </w:tcPr>
+          <w:p>
+            <w:pPr>
+              <w:spacing w:before="0" w:after="0" w:line="276" w:lineRule="auto"/>
+              <w:jc w:val="center"/>
+            </w:pPr>
+            <w:r>
+              <w:rPr>
+                <w:rFonts w:ascii="Arial" w:hAnsi="Arial"/>
+                <w:b w:val="0"/>
+                <w:sz w:val="19"/>
+              </w:rPr>
+              <w:t>1</w:t>
+            </w:r>
+          </w:p>
+        </w:tc>
+        <w:tc>
+          <w:tcPr>
+            <w:tcW w:type="dxa" w:w="2948"/>
+            <w:vAlign w:val="center"/>
+            <w:tcMar>
+              <w:top w:w="75" w:type="dxa"/>
+              <w:bottom w:w="75" w:type="dxa"/>
+              <w:left w:w="110" w:type="dxa"/>
+              <w:right w:w="110" w:type="dxa"/>
+            </w:tcMar>
+          </w:tcPr>
+          <w:p>
+            <w:pPr>
+              <w:spacing w:before="0" w:after="0" w:line="276" w:lineRule="auto"/>
+              <w:jc w:val="left"/>
+            </w:pPr>
+            <w:r>
+              <w:rPr>
+                <w:rFonts w:ascii="Arial" w:hAnsi="Arial"/>
+                <w:b w:val="0"/>
+                <w:sz w:val="19"/>
+              </w:rPr>
+              <w:t>521211 - Belanja Bahan</w:t>
+            </w:r>
+          </w:p>
+        </w:tc>
+        <w:tc>
+          <w:tcPr>
+            <w:tcW w:type="dxa" w:w="1587"/>
+            <w:vAlign w:val="center"/>
+            <w:tcMar>
+              <w:top w:w="75" w:type="dxa"/>
+              <w:bottom w:w="75" w:type="dxa"/>
+              <w:left w:w="110" w:type="dxa"/>
+              <w:right w:w="110" w:type="dxa"/>
+            </w:tcMar>
+          </w:tcPr>
+          <w:p>
+            <w:pPr>
+              <w:spacing w:before="0" w:after="0" w:line="276" w:lineRule="auto"/>
+              <w:jc w:val="right"/>
+            </w:pPr>
+            <w:r>
+              <w:rPr>
+                <w:rFonts w:ascii="Arial" w:hAnsi="Arial"/>
+                <w:b w:val="0"/>
+                <w:sz w:val="19"/>
+              </w:rPr>
+              <w:t>45.320.000</w:t>
+            </w:r>
+          </w:p>
+        </w:tc>
+        <w:tc>
+          <w:tcPr>
+            <w:tcW w:type="dxa" w:w="1587"/>
+            <w:vAlign w:val="center"/>
+            <w:tcMar>
+              <w:top w:w="75" w:type="dxa"/>
+              <w:bottom w:w="75" w:type="dxa"/>
+              <w:left w:w="110" w:type="dxa"/>
+              <w:right w:w="110" w:type="dxa"/>
+            </w:tcMar>
+          </w:tcPr>
+          <w:p>
+            <w:pPr>
+              <w:spacing w:before="0" w:after="0" w:line="276" w:lineRule="auto"/>
+              <w:jc w:val="right"/>
+            </w:pPr>
+            <w:r>
+              <w:rPr>
+                <w:rFonts w:ascii="Arial" w:hAnsi="Arial"/>
+                <w:b w:val="0"/>
+                <w:sz w:val="19"/>
+              </w:rPr>
+              <w:t>20.235.000</w:t>
+            </w:r>
+          </w:p>
+        </w:tc>
+        <w:tc>
+          <w:tcPr>
+            <w:tcW w:type="dxa" w:w="1587"/>
+            <w:vAlign w:val="center"/>
+            <w:tcMar>
+              <w:top w:w="75" w:type="dxa"/>
+              <w:bottom w:w="75" w:type="dxa"/>
+              <w:left w:w="110" w:type="dxa"/>
+              <w:right w:w="110" w:type="dxa"/>
+            </w:tcMar>
+          </w:tcPr>
+          <w:p>
+            <w:pPr>
+              <w:spacing w:before="0" w:after="0" w:line="276" w:lineRule="auto"/>
+              <w:jc w:val="right"/>
+            </w:pPr>
+            <w:r>
+              <w:rPr>
+                <w:rFonts w:ascii="Arial" w:hAnsi="Arial"/>
+                <w:b w:val="0"/>
+                <w:sz w:val="19"/>
+              </w:rPr>
+              <w:t>25.085.000</w:t>
+            </w:r>
+          </w:p>
+        </w:tc>
+        <w:tc>
+          <w:tcPr>
+            <w:tcW w:type="dxa" w:w="1134"/>
+            <w:vAlign w:val="center"/>
+            <w:tcMar>
+              <w:top w:w="75" w:type="dxa"/>
+              <w:bottom w:w="75" w:type="dxa"/>
+              <w:left w:w="110" w:type="dxa"/>
+              <w:right w:w="110" w:type="dxa"/>
+            </w:tcMar>
+          </w:tcPr>
+          <w:p>
+            <w:pPr>
+              <w:spacing w:before="0" w:after="0" w:line="276" w:lineRule="auto"/>
+              <w:jc w:val="right"/>
+            </w:pPr>
+            <w:r>
+              <w:rPr>
+                <w:rFonts w:ascii="Arial" w:hAnsi="Arial"/>
+                <w:b w:val="0"/>
+                <w:sz w:val="19"/>
+              </w:rPr>
+              <w:t>100,00%</w:t>
+            </w:r>
+          </w:p>
+        </w:tc>
+      </w:tr>
+      <w:tr>
+        <w:trPr>
+          <w:cantSplit/>
+        </w:trPr>
+        <w:tc>
+          <w:tcPr>
+            <w:tcW w:type="dxa" w:w="510"/>
+            <w:vAlign w:val="center"/>
+            <w:tcMar>
+              <w:top w:w="75" w:type="dxa"/>
+              <w:bottom w:w="75" w:type="dxa"/>
+              <w:left w:w="110" w:type="dxa"/>
+              <w:right w:w="110" w:type="dxa"/>
+            </w:tcMar>
+          </w:tcPr>
+          <w:p>
+            <w:pPr>
+              <w:spacing w:before="0" w:after="0" w:line="276" w:lineRule="auto"/>
+              <w:jc w:val="center"/>
+            </w:pPr>
+            <w:r>
+              <w:rPr>
+                <w:rFonts w:ascii="Arial" w:hAnsi="Arial"/>
+                <w:b w:val="0"/>
+                <w:sz w:val="19"/>
+              </w:rPr>
+              <w:t>2</w:t>
+            </w:r>
+          </w:p>
+        </w:tc>
+        <w:tc>
+          <w:tcPr>
+            <w:tcW w:type="dxa" w:w="2948"/>
+            <w:vAlign w:val="center"/>
+            <w:tcMar>
+              <w:top w:w="75" w:type="dxa"/>
+              <w:bottom w:w="75" w:type="dxa"/>
+              <w:left w:w="110" w:type="dxa"/>
+              <w:right w:w="110" w:type="dxa"/>
+            </w:tcMar>
+          </w:tcPr>
+          <w:p>
+            <w:pPr>
+              <w:spacing w:before="0" w:after="0" w:line="276" w:lineRule="auto"/>
+              <w:jc w:val="left"/>
+            </w:pPr>
+            <w:r>
+              <w:rPr>
+                <w:rFonts w:ascii="Arial" w:hAnsi="Arial"/>
+                <w:b w:val="0"/>
+                <w:sz w:val="19"/>
+              </w:rPr>
+              <w:t>521213 - Belanja Honor Output Kegiatan</w:t>
+            </w:r>
+          </w:p>
+        </w:tc>
+        <w:tc>
+          <w:tcPr>
+            <w:tcW w:type="dxa" w:w="1587"/>
+            <w:vAlign w:val="center"/>
+            <w:tcMar>
+              <w:top w:w="75" w:type="dxa"/>
+              <w:bottom w:w="75" w:type="dxa"/>
+              <w:left w:w="110" w:type="dxa"/>
+              <w:right w:w="110" w:type="dxa"/>
+            </w:tcMar>
+          </w:tcPr>
+          <w:p>
+            <w:pPr>
+              <w:spacing w:before="0" w:after="0" w:line="276" w:lineRule="auto"/>
+              <w:jc w:val="right"/>
+            </w:pPr>
+            <w:r>
+              <w:rPr>
+                <w:rFonts w:ascii="Arial" w:hAnsi="Arial"/>
+                <w:b w:val="0"/>
+                <w:sz w:val="19"/>
+              </w:rPr>
+              <w:t>43.200.000</w:t>
+            </w:r>
+          </w:p>
+        </w:tc>
+        <w:tc>
+          <w:tcPr>
+            <w:tcW w:type="dxa" w:w="1587"/>
+            <w:vAlign w:val="center"/>
+            <w:tcMar>
+              <w:top w:w="75" w:type="dxa"/>
+              <w:bottom w:w="75" w:type="dxa"/>
+              <w:left w:w="110" w:type="dxa"/>
+              <w:right w:w="110" w:type="dxa"/>
+            </w:tcMar>
+          </w:tcPr>
+          <w:p>
+            <w:pPr>
+              <w:spacing w:before="0" w:after="0" w:line="276" w:lineRule="auto"/>
+              <w:jc w:val="right"/>
+            </w:pPr>
+            <w:r>
+              <w:rPr>
+                <w:rFonts w:ascii="Arial" w:hAnsi="Arial"/>
+                <w:b w:val="0"/>
+                <w:sz w:val="19"/>
+              </w:rPr>
+              <w:t>0</w:t>
+            </w:r>
+          </w:p>
+        </w:tc>
+        <w:tc>
+          <w:tcPr>
+            <w:tcW w:type="dxa" w:w="1587"/>
+            <w:vAlign w:val="center"/>
+            <w:tcMar>
+              <w:top w:w="75" w:type="dxa"/>
+              <w:bottom w:w="75" w:type="dxa"/>
+              <w:left w:w="110" w:type="dxa"/>
+              <w:right w:w="110" w:type="dxa"/>
+            </w:tcMar>
+          </w:tcPr>
+          <w:p>
+            <w:pPr>
+              <w:spacing w:before="0" w:after="0" w:line="276" w:lineRule="auto"/>
+              <w:jc w:val="right"/>
+            </w:pPr>
+            <w:r>
+              <w:rPr>
+                <w:rFonts w:ascii="Arial" w:hAnsi="Arial"/>
+                <w:b w:val="0"/>
+                <w:sz w:val="19"/>
+              </w:rPr>
+              <w:t>43.200.000</w:t>
+            </w:r>
+          </w:p>
+        </w:tc>
+        <w:tc>
+          <w:tcPr>
+            <w:tcW w:type="dxa" w:w="1134"/>
+            <w:vAlign w:val="center"/>
+            <w:tcMar>
+              <w:top w:w="75" w:type="dxa"/>
+              <w:bottom w:w="75" w:type="dxa"/>
+              <w:left w:w="110" w:type="dxa"/>
+              <w:right w:w="110" w:type="dxa"/>
+            </w:tcMar>
+          </w:tcPr>
+          <w:p>
+            <w:pPr>
+              <w:spacing w:before="0" w:after="0" w:line="276" w:lineRule="auto"/>
+              <w:jc w:val="right"/>
+            </w:pPr>
+            <w:r>
+              <w:rPr>
+                <w:rFonts w:ascii="Arial" w:hAnsi="Arial"/>
+                <w:b w:val="0"/>
+                <w:sz w:val="19"/>
+              </w:rPr>
+              <w:t>100,00%</w:t>
+            </w:r>
+          </w:p>
+        </w:tc>
+      </w:tr>
+      <w:tr>
+        <w:trPr>
+          <w:cantSplit/>
+        </w:trPr>
+        <w:tc>
+          <w:tcPr>
+            <w:tcW w:type="dxa" w:w="510"/>
+            <w:vAlign w:val="center"/>
+            <w:tcMar>
+              <w:top w:w="75" w:type="dxa"/>
+              <w:bottom w:w="75" w:type="dxa"/>
+              <w:left w:w="110" w:type="dxa"/>
+              <w:right w:w="110" w:type="dxa"/>
+            </w:tcMar>
+          </w:tcPr>
+          <w:p>
+            <w:pPr>
+              <w:spacing w:before="0" w:after="0" w:line="276" w:lineRule="auto"/>
+              <w:jc w:val="center"/>
+            </w:pPr>
+            <w:r>
+              <w:rPr>
+                <w:rFonts w:ascii="Arial" w:hAnsi="Arial"/>
+                <w:b w:val="0"/>
+                <w:sz w:val="19"/>
+              </w:rPr>
+              <w:t>3</w:t>
+            </w:r>
+          </w:p>
+        </w:tc>
+        <w:tc>
+          <w:tcPr>
+            <w:tcW w:type="dxa" w:w="2948"/>
+            <w:vAlign w:val="center"/>
+            <w:tcMar>
+              <w:top w:w="75" w:type="dxa"/>
+              <w:bottom w:w="75" w:type="dxa"/>
+              <w:left w:w="110" w:type="dxa"/>
+              <w:right w:w="110" w:type="dxa"/>
+            </w:tcMar>
+          </w:tcPr>
+          <w:p>
+            <w:pPr>
+              <w:spacing w:before="0" w:after="0" w:line="276" w:lineRule="auto"/>
+              <w:jc w:val="left"/>
+            </w:pPr>
+            <w:r>
+              <w:rPr>
+                <w:rFonts w:ascii="Arial" w:hAnsi="Arial"/>
+                <w:b w:val="0"/>
+                <w:sz w:val="19"/>
+              </w:rPr>
+              <w:t>524111 - Belanja Perjalanan Dinas Biasa</w:t>
+            </w:r>
+          </w:p>
+        </w:tc>
+        <w:tc>
+          <w:tcPr>
+            <w:tcW w:type="dxa" w:w="1587"/>
+            <w:vAlign w:val="center"/>
+            <w:tcMar>
+              <w:top w:w="75" w:type="dxa"/>
+              <w:bottom w:w="75" w:type="dxa"/>
+              <w:left w:w="110" w:type="dxa"/>
+              <w:right w:w="110" w:type="dxa"/>
+            </w:tcMar>
+          </w:tcPr>
+          <w:p>
+            <w:pPr>
+              <w:spacing w:before="0" w:after="0" w:line="276" w:lineRule="auto"/>
+              <w:jc w:val="right"/>
+            </w:pPr>
+            <w:r>
+              <w:rPr>
+                <w:rFonts w:ascii="Arial" w:hAnsi="Arial"/>
+                <w:b w:val="0"/>
+                <w:sz w:val="19"/>
+              </w:rPr>
+              <w:t>225.730.000</w:t>
+            </w:r>
+          </w:p>
+        </w:tc>
+        <w:tc>
+          <w:tcPr>
+            <w:tcW w:type="dxa" w:w="1587"/>
+            <w:vAlign w:val="center"/>
+            <w:tcMar>
+              <w:top w:w="75" w:type="dxa"/>
+              <w:bottom w:w="75" w:type="dxa"/>
+              <w:left w:w="110" w:type="dxa"/>
+              <w:right w:w="110" w:type="dxa"/>
+            </w:tcMar>
+          </w:tcPr>
+          <w:p>
+            <w:pPr>
+              <w:spacing w:before="0" w:after="0" w:line="276" w:lineRule="auto"/>
+              <w:jc w:val="right"/>
+            </w:pPr>
+            <w:r>
+              <w:rPr>
+                <w:rFonts w:ascii="Arial" w:hAnsi="Arial"/>
+                <w:b w:val="0"/>
+                <w:sz w:val="19"/>
+              </w:rPr>
+              <w:t>114.974.100</w:t>
+            </w:r>
+          </w:p>
+        </w:tc>
+        <w:tc>
+          <w:tcPr>
+            <w:tcW w:type="dxa" w:w="1587"/>
+            <w:vAlign w:val="center"/>
+            <w:tcMar>
+              <w:top w:w="75" w:type="dxa"/>
+              <w:bottom w:w="75" w:type="dxa"/>
+              <w:left w:w="110" w:type="dxa"/>
+              <w:right w:w="110" w:type="dxa"/>
+            </w:tcMar>
+          </w:tcPr>
+          <w:p>
+            <w:pPr>
+              <w:spacing w:before="0" w:after="0" w:line="276" w:lineRule="auto"/>
+              <w:jc w:val="right"/>
+            </w:pPr>
+            <w:r>
+              <w:rPr>
+                <w:rFonts w:ascii="Arial" w:hAnsi="Arial"/>
+                <w:b w:val="0"/>
+                <w:sz w:val="19"/>
+              </w:rPr>
+              <w:t>110.755.900</w:t>
+            </w:r>
+          </w:p>
+        </w:tc>
+        <w:tc>
+          <w:tcPr>
+            <w:tcW w:type="dxa" w:w="1134"/>
+            <w:vAlign w:val="center"/>
+            <w:tcMar>
+              <w:top w:w="75" w:type="dxa"/>
+              <w:bottom w:w="75" w:type="dxa"/>
+              <w:left w:w="110" w:type="dxa"/>
+              <w:right w:w="110" w:type="dxa"/>
+            </w:tcMar>
+          </w:tcPr>
+          <w:p>
+            <w:pPr>
+              <w:spacing w:before="0" w:after="0" w:line="276" w:lineRule="auto"/>
+              <w:jc w:val="right"/>
+            </w:pPr>
+            <w:r>
+              <w:rPr>
+                <w:rFonts w:ascii="Arial" w:hAnsi="Arial"/>
+                <w:b w:val="0"/>
+                <w:sz w:val="19"/>
+              </w:rPr>
+              <w:t>100,00%</w:t>
+            </w:r>
+          </w:p>
+        </w:tc>
+      </w:tr>
+      <w:tr>
+        <w:trPr>
+          <w:cantSplit/>
+        </w:trPr>
+        <w:tc>
+          <w:tcPr>
+            <w:tcW w:type="dxa" w:w="510"/>
+            <w:vAlign w:val="center"/>
+            <w:tcMar>
+              <w:top w:w="75" w:type="dxa"/>
+              <w:bottom w:w="75" w:type="dxa"/>
+              <w:left w:w="110" w:type="dxa"/>
+              <w:right w:w="110" w:type="dxa"/>
+            </w:tcMar>
+          </w:tcPr>
+          <w:p>
+            <w:pPr>
+              <w:spacing w:before="0" w:after="0" w:line="276" w:lineRule="auto"/>
+              <w:jc w:val="center"/>
+            </w:pPr>
+            <w:r>
+              <w:rPr>
+                <w:rFonts w:ascii="Arial" w:hAnsi="Arial"/>
+                <w:b w:val="0"/>
+                <w:sz w:val="19"/>
+              </w:rPr>
+              <w:t>4</w:t>
+            </w:r>
+          </w:p>
+        </w:tc>
+        <w:tc>
+          <w:tcPr>
+            <w:tcW w:type="dxa" w:w="2948"/>
+            <w:vAlign w:val="center"/>
+            <w:tcMar>
+              <w:top w:w="75" w:type="dxa"/>
+              <w:bottom w:w="75" w:type="dxa"/>
+              <w:left w:w="110" w:type="dxa"/>
+              <w:right w:w="110" w:type="dxa"/>
+            </w:tcMar>
+          </w:tcPr>
+          <w:p>
+            <w:pPr>
+              <w:spacing w:before="0" w:after="0" w:line="276" w:lineRule="auto"/>
+              <w:jc w:val="left"/>
+            </w:pPr>
+            <w:r>
+              <w:rPr>
+                <w:rFonts w:ascii="Arial" w:hAnsi="Arial"/>
+                <w:b w:val="0"/>
+                <w:sz w:val="19"/>
+              </w:rPr>
+              <w:t>524113 - Belanja Perjalanan Dinas Dalam Kota</w:t>
+            </w:r>
+          </w:p>
+        </w:tc>
+        <w:tc>
+          <w:tcPr>
+            <w:tcW w:type="dxa" w:w="1587"/>
+            <w:vAlign w:val="center"/>
+            <w:tcMar>
+              <w:top w:w="75" w:type="dxa"/>
+              <w:bottom w:w="75" w:type="dxa"/>
+              <w:left w:w="110" w:type="dxa"/>
+              <w:right w:w="110" w:type="dxa"/>
+            </w:tcMar>
+          </w:tcPr>
+          <w:p>
+            <w:pPr>
+              <w:spacing w:before="0" w:after="0" w:line="276" w:lineRule="auto"/>
+              <w:jc w:val="right"/>
+            </w:pPr>
+            <w:r>
+              <w:rPr>
+                <w:rFonts w:ascii="Arial" w:hAnsi="Arial"/>
+                <w:b w:val="0"/>
+                <w:sz w:val="19"/>
+              </w:rPr>
+              <w:t>9.750.000</w:t>
+            </w:r>
+          </w:p>
+        </w:tc>
+        <w:tc>
+          <w:tcPr>
+            <w:tcW w:type="dxa" w:w="1587"/>
+            <w:vAlign w:val="center"/>
+            <w:tcMar>
+              <w:top w:w="75" w:type="dxa"/>
+              <w:bottom w:w="75" w:type="dxa"/>
+              <w:left w:w="110" w:type="dxa"/>
+              <w:right w:w="110" w:type="dxa"/>
+            </w:tcMar>
+          </w:tcPr>
+          <w:p>
+            <w:pPr>
+              <w:spacing w:before="0" w:after="0" w:line="276" w:lineRule="auto"/>
+              <w:jc w:val="right"/>
+            </w:pPr>
+            <w:r>
+              <w:rPr>
+                <w:rFonts w:ascii="Arial" w:hAnsi="Arial"/>
+                <w:b w:val="0"/>
+                <w:sz w:val="19"/>
+              </w:rPr>
+              <w:t>5.950.000</w:t>
+            </w:r>
+          </w:p>
+        </w:tc>
+        <w:tc>
+          <w:tcPr>
+            <w:tcW w:type="dxa" w:w="1587"/>
+            <w:vAlign w:val="center"/>
+            <w:tcMar>
+              <w:top w:w="75" w:type="dxa"/>
+              <w:bottom w:w="75" w:type="dxa"/>
+              <w:left w:w="110" w:type="dxa"/>
+              <w:right w:w="110" w:type="dxa"/>
+            </w:tcMar>
+          </w:tcPr>
+          <w:p>
+            <w:pPr>
+              <w:spacing w:before="0" w:after="0" w:line="276" w:lineRule="auto"/>
+              <w:jc w:val="right"/>
+            </w:pPr>
+            <w:r>
+              <w:rPr>
+                <w:rFonts w:ascii="Arial" w:hAnsi="Arial"/>
+                <w:b w:val="0"/>
+                <w:sz w:val="19"/>
+              </w:rPr>
+              <w:t>3.800.000</w:t>
+            </w:r>
+          </w:p>
+        </w:tc>
+        <w:tc>
+          <w:tcPr>
+            <w:tcW w:type="dxa" w:w="1134"/>
+            <w:vAlign w:val="center"/>
+            <w:tcMar>
+              <w:top w:w="75" w:type="dxa"/>
+              <w:bottom w:w="75" w:type="dxa"/>
+              <w:left w:w="110" w:type="dxa"/>
+              <w:right w:w="110" w:type="dxa"/>
+            </w:tcMar>
+          </w:tcPr>
+          <w:p>
+            <w:pPr>
+              <w:spacing w:before="0" w:after="0" w:line="276" w:lineRule="auto"/>
+              <w:jc w:val="right"/>
+            </w:pPr>
+            <w:r>
+              <w:rPr>
+                <w:rFonts w:ascii="Arial" w:hAnsi="Arial"/>
+                <w:b w:val="0"/>
+                <w:sz w:val="19"/>
+              </w:rPr>
+              <w:t>100,00%</w:t>
+            </w:r>
+          </w:p>
+        </w:tc>
+      </w:tr>
+      <w:tr>
+        <w:trPr>
+          <w:cantSplit/>
+        </w:trPr>
+        <w:tc>
+          <w:tcPr>
+            <w:tcW w:type="dxa" w:w="510"/>
+            <w:vAlign w:val="center"/>
+            <w:tcMar>
+              <w:top w:w="75" w:type="dxa"/>
+              <w:bottom w:w="75" w:type="dxa"/>
+              <w:left w:w="110" w:type="dxa"/>
+              <w:right w:w="110" w:type="dxa"/>
+            </w:tcMar>
+          </w:tcPr>
+          <w:p>
+            <w:pPr>
+              <w:spacing w:before="0" w:after="0" w:line="276" w:lineRule="auto"/>
+              <w:jc w:val="center"/>
+            </w:pPr>
+            <w:r>
+              <w:rPr>
+                <w:rFonts w:ascii="Arial" w:hAnsi="Arial"/>
+                <w:b w:val="0"/>
+                <w:sz w:val="19"/>
+              </w:rPr>
+              <w:t>5</w:t>
+            </w:r>
+          </w:p>
+        </w:tc>
+        <w:tc>
+          <w:tcPr>
+            <w:tcW w:type="dxa" w:w="2948"/>
+            <w:vAlign w:val="center"/>
+            <w:tcMar>
+              <w:top w:w="75" w:type="dxa"/>
+              <w:bottom w:w="75" w:type="dxa"/>
+              <w:left w:w="110" w:type="dxa"/>
+              <w:right w:w="110" w:type="dxa"/>
+            </w:tcMar>
+          </w:tcPr>
+          <w:p>
+            <w:pPr>
+              <w:spacing w:before="0" w:after="0" w:line="276" w:lineRule="auto"/>
+              <w:jc w:val="left"/>
+            </w:pPr>
+            <w:r>
+              <w:rPr>
+                <w:rFonts w:ascii="Arial" w:hAnsi="Arial"/>
+                <w:b w:val="0"/>
+                <w:sz w:val="19"/>
+              </w:rPr>
+              <w:t>524114 - Belanja Perjalanan Dinas Paket Meeting</w:t>
+            </w:r>
+          </w:p>
+        </w:tc>
+        <w:tc>
+          <w:tcPr>
+            <w:tcW w:type="dxa" w:w="1587"/>
+            <w:vAlign w:val="center"/>
+            <w:tcMar>
+              <w:top w:w="75" w:type="dxa"/>
+              <w:bottom w:w="75" w:type="dxa"/>
+              <w:left w:w="110" w:type="dxa"/>
+              <w:right w:w="110" w:type="dxa"/>
+            </w:tcMar>
+          </w:tcPr>
+          <w:p>
+            <w:pPr>
+              <w:spacing w:before="0" w:after="0" w:line="276" w:lineRule="auto"/>
+              <w:jc w:val="right"/>
+            </w:pPr>
+            <w:r>
+              <w:rPr>
+                <w:rFonts w:ascii="Arial" w:hAnsi="Arial"/>
+                <w:b w:val="0"/>
+                <w:sz w:val="19"/>
+              </w:rPr>
+              <w:t>89.000.000</w:t>
+            </w:r>
+          </w:p>
+        </w:tc>
+        <w:tc>
+          <w:tcPr>
+            <w:tcW w:type="dxa" w:w="1587"/>
+            <w:vAlign w:val="center"/>
+            <w:tcMar>
+              <w:top w:w="75" w:type="dxa"/>
+              <w:bottom w:w="75" w:type="dxa"/>
+              <w:left w:w="110" w:type="dxa"/>
+              <w:right w:w="110" w:type="dxa"/>
+            </w:tcMar>
+          </w:tcPr>
+          <w:p>
+            <w:pPr>
+              <w:spacing w:before="0" w:after="0" w:line="276" w:lineRule="auto"/>
+              <w:jc w:val="right"/>
+            </w:pPr>
+            <w:r>
+              <w:rPr>
+                <w:rFonts w:ascii="Arial" w:hAnsi="Arial"/>
+                <w:b w:val="0"/>
+                <w:sz w:val="19"/>
+              </w:rPr>
+              <w:t>0</w:t>
+            </w:r>
+          </w:p>
+        </w:tc>
+        <w:tc>
+          <w:tcPr>
+            <w:tcW w:type="dxa" w:w="1587"/>
+            <w:vAlign w:val="center"/>
+            <w:tcMar>
+              <w:top w:w="75" w:type="dxa"/>
+              <w:bottom w:w="75" w:type="dxa"/>
+              <w:left w:w="110" w:type="dxa"/>
+              <w:right w:w="110" w:type="dxa"/>
+            </w:tcMar>
+          </w:tcPr>
+          <w:p>
+            <w:pPr>
+              <w:spacing w:before="0" w:after="0" w:line="276" w:lineRule="auto"/>
+              <w:jc w:val="right"/>
+            </w:pPr>
+            <w:r>
+              <w:rPr>
+                <w:rFonts w:ascii="Arial" w:hAnsi="Arial"/>
+                <w:b w:val="0"/>
+                <w:sz w:val="19"/>
+              </w:rPr>
+              <w:t>89.000.000</w:t>
+            </w:r>
+          </w:p>
+        </w:tc>
+        <w:tc>
+          <w:tcPr>
+            <w:tcW w:type="dxa" w:w="1134"/>
+            <w:vAlign w:val="center"/>
+            <w:tcMar>
+              <w:top w:w="75" w:type="dxa"/>
+              <w:bottom w:w="75" w:type="dxa"/>
+              <w:left w:w="110" w:type="dxa"/>
+              <w:right w:w="110" w:type="dxa"/>
+            </w:tcMar>
+          </w:tcPr>
+          <w:p>
+            <w:pPr>
+              <w:spacing w:before="0" w:after="0" w:line="276" w:lineRule="auto"/>
+              <w:jc w:val="right"/>
+            </w:pPr>
+            <w:r>
+              <w:rPr>
+                <w:rFonts w:ascii="Arial" w:hAnsi="Arial"/>
+                <w:b w:val="0"/>
+                <w:sz w:val="19"/>
+              </w:rPr>
+              <w:t>100,00%</w:t>
+            </w:r>
+          </w:p>
+        </w:tc>
+      </w:tr>
+      <w:tr>
+        <w:trPr>
+          <w:cantSplit/>
+        </w:trPr>
+        <w:tc>
+          <w:tcPr>
+            <w:tcW w:type="dxa" w:w="510"/>
+            <w:vAlign w:val="center"/>
+            <w:shd w:fill="F2F4F8"/>
+            <w:tcMar>
+              <w:top w:w="75" w:type="dxa"/>
+              <w:bottom w:w="75" w:type="dxa"/>
+              <w:left w:w="110" w:type="dxa"/>
+              <w:right w:w="110" w:type="dxa"/>
+            </w:tcMar>
+          </w:tcPr>
+          <w:p>
+            <w:pPr>
+              <w:spacing w:before="0" w:after="0" w:line="276" w:lineRule="auto"/>
+              <w:jc w:val="center"/>
+            </w:pPr>
+            <w:r>
+              <w:rPr>
+                <w:rFonts w:ascii="Arial" w:hAnsi="Arial"/>
+                <w:b/>
+                <w:sz w:val="19"/>
+              </w:rPr>
+              <w:t>TOTAL</w:t>
+            </w:r>
+          </w:p>
+        </w:tc>
+        <w:tc>
+          <w:tcPr>
+            <w:tcW w:type="dxa" w:w="2948"/>
+            <w:vAlign w:val="center"/>
+            <w:shd w:fill="F2F4F8"/>
+            <w:tcMar>
+              <w:top w:w="75" w:type="dxa"/>
+              <w:bottom w:w="75" w:type="dxa"/>
+              <w:left w:w="110" w:type="dxa"/>
+              <w:right w:w="110" w:type="dxa"/>
+            </w:tcMar>
+          </w:tcPr>
+          <w:p>
+            <w:pPr>
+              <w:spacing w:before="0" w:after="0" w:line="276" w:lineRule="auto"/>
+              <w:jc w:val="left"/>
+            </w:pPr>
+            <w:r>
+              <w:rPr>
+                <w:rFonts w:ascii="Arial" w:hAnsi="Arial"/>
+                <w:b/>
+                <w:sz w:val="19"/>
+              </w:rPr>
+              <w:t>JUMLAH KESELURUHAN</w:t>
+            </w:r>
+          </w:p>
+        </w:tc>
+        <w:tc>
+          <w:tcPr>
+            <w:tcW w:type="dxa" w:w="1587"/>
+            <w:vAlign w:val="center"/>
+            <w:shd w:fill="F2F4F8"/>
+            <w:tcMar>
+              <w:top w:w="75" w:type="dxa"/>
+              <w:bottom w:w="75" w:type="dxa"/>
+              <w:left w:w="110" w:type="dxa"/>
+              <w:right w:w="110" w:type="dxa"/>
+            </w:tcMar>
+          </w:tcPr>
+          <w:p>
+            <w:pPr>
+              <w:spacing w:before="0" w:after="0" w:line="276" w:lineRule="auto"/>
+              <w:jc w:val="right"/>
+            </w:pPr>
+            <w:r>
+              <w:rPr>
+                <w:rFonts w:ascii="Arial" w:hAnsi="Arial"/>
+                <w:b/>
+                <w:sz w:val="19"/>
+              </w:rPr>
+              <w:t>413.000.000</w:t>
+            </w:r>
+          </w:p>
+        </w:tc>
+        <w:tc>
+          <w:tcPr>
+            <w:tcW w:type="dxa" w:w="1587"/>
+            <w:vAlign w:val="center"/>
+            <w:shd w:fill="F2F4F8"/>
+            <w:tcMar>
+              <w:top w:w="75" w:type="dxa"/>
+              <w:bottom w:w="75" w:type="dxa"/>
+              <w:left w:w="110" w:type="dxa"/>
+              <w:right w:w="110" w:type="dxa"/>
+            </w:tcMar>
+          </w:tcPr>
+          <w:p>
+            <w:pPr>
+              <w:spacing w:before="0" w:after="0" w:line="276" w:lineRule="auto"/>
+              <w:jc w:val="right"/>
+            </w:pPr>
+            <w:r>
+              <w:rPr>
+                <w:rFonts w:ascii="Arial" w:hAnsi="Arial"/>
+                <w:b/>
+                <w:sz w:val="19"/>
+              </w:rPr>
+              <w:t>141.159.100</w:t>
+            </w:r>
+          </w:p>
+        </w:tc>
+        <w:tc>
+          <w:tcPr>
+            <w:tcW w:type="dxa" w:w="1587"/>
+            <w:vAlign w:val="center"/>
+            <w:shd w:fill="F2F4F8"/>
+            <w:tcMar>
+              <w:top w:w="75" w:type="dxa"/>
+              <w:bottom w:w="75" w:type="dxa"/>
+              <w:left w:w="110" w:type="dxa"/>
+              <w:right w:w="110" w:type="dxa"/>
+            </w:tcMar>
+          </w:tcPr>
+          <w:p>
+            <w:pPr>
+              <w:spacing w:before="0" w:after="0" w:line="276" w:lineRule="auto"/>
+              <w:jc w:val="right"/>
+            </w:pPr>
+            <w:r>
+              <w:rPr>
+                <w:rFonts w:ascii="Arial" w:hAnsi="Arial"/>
+                <w:b/>
+                <w:sz w:val="19"/>
+              </w:rPr>
+              <w:t>271.840.900</w:t>
+            </w:r>
+          </w:p>
+        </w:tc>
+        <w:tc>
+          <w:tcPr>
+            <w:tcW w:type="dxa" w:w="1134"/>
+            <w:vAlign w:val="center"/>
+            <w:shd w:fill="F2F4F8"/>
+            <w:tcMar>
+              <w:top w:w="75" w:type="dxa"/>
+              <w:bottom w:w="75" w:type="dxa"/>
+              <w:left w:w="110" w:type="dxa"/>
+              <w:right w:w="110" w:type="dxa"/>
+            </w:tcMar>
+          </w:tcPr>
+          <w:p>
+            <w:pPr>
+              <w:spacing w:before="0" w:after="0" w:line="276" w:lineRule="auto"/>
+              <w:jc w:val="right"/>
+            </w:pPr>
+            <w:r>
+              <w:rPr>
+                <w:rFonts w:ascii="Arial" w:hAnsi="Arial"/>
+                <w:b/>
+                <w:sz w:val="19"/>
+              </w:rPr>
+              <w:t>100,00%</w:t>
+            </w:r>
+          </w:p>
+        </w:tc>
+      </w:tr>
+    </w:tbl>
     <w:p>
       <w:pPr>
         <w:spacing w:before="0" w:after="120"/>
       </w:pPr>
-      <w:r>
-        <w:rPr>
-          <w:rFonts w:ascii="Arial" w:hAnsi="Arial"/>
-          <w:sz w:val="19"/>
-        </w:rPr>
-        <w:t>Alokasi Pagu Anggaran pada DIPA Satker PPS Riau TA 2025 adalah sebesar Rp 413.000.000,-.</w:t>
-        <w:br/>
-        <w:t>Realisasi penggunaan anggaran definitif adalah sebesar Rp 141.159.100,- (34,18%).</w:t>
-        <w:br/>
-        <w:t>Rincian akun realisasi meliputi Belanja Bahan (521211), Belanja Perjalanan Dinas Biasa (524111), dan Belanja Perjalanan Dinas Dalam Kota (524113). Seluruh belanja didukung kuitansi sah dan SPM/SP2D terverifikasi.</w:t>
-      </w:r>
     </w:p>
     <w:p>
       <w:pPr>
-        <w:spacing w:before="160" w:after="40"/>
+        <w:keepNext/>
+        <w:spacing w:before="160" w:after="80"/>
+        <w:jc w:val="left"/>
       </w:pPr>
       <w:r>
         <w:rPr>
@@ -181,140 +1515,151 @@
           <w:b/>
           <w:sz w:val="21"/>
         </w:rPr>
-        <w:t>BAB IV : KESIMPULAN DAN SARAN</w:t>
+        <w:t>BAB IV. PENUTUP</w:t>
       </w:r>
     </w:p>
     <w:p>
       <w:pPr>
-        <w:spacing w:before="0" w:after="120"/>
+        <w:spacing w:before="0" w:after="120" w:line="300" w:lineRule="auto"/>
+        <w:jc w:val="both"/>
       </w:pPr>
       <w:r>
         <w:rPr>
           <w:rFonts w:ascii="Arial" w:hAnsi="Arial"/>
-          <w:sz w:val="19"/>
+          <w:b w:val="0"/>
+          <w:sz w:val="21"/>
         </w:rPr>
-        <w:t>4.1. Kesimpulan: Seluruh rangkaian kegiatan Swakelola Tipe I Administrasi Gedung SPPG telah selesai 100% dan memenuhi seluruh sasaran fungsional yang ditetapkan.</w:t>
-        <w:br/>
-        <w:t>4.2. Saran: Administrasi dan arsip bukti dukung pelaksanaan swakelola agar dipelihara secara digital dan tertib melalui sistem informasi Satker.</w:t>
-      </w:r>
-    </w:p>
-    <w:p>
-      <w:pPr>
-        <w:spacing w:before="280" w:after="80"/>
-        <w:jc w:val="right"/>
-      </w:pPr>
-      <w:r>
-        <w:rPr>
-          <w:rFonts w:ascii="Arial" w:hAnsi="Arial"/>
-          <w:sz w:val="20"/>
-        </w:rPr>
-        <w:t>Pekanbaru, 22 Desember 2025</w:t>
+        <w:t>Seluruh rangkaian kegiatan Swakelola Tipe I Administrasi Kegiatan Pembangunan Gedung SPPG Provinsi Riau TA 2025 telah selesai dilaksanakan 100% dengan tertib administrasi, tepat waktu, dan menghasilkan efisiensi anggaran negara sebesar Rp 271.840.900,-.</w:t>
       </w:r>
     </w:p>
     <w:tbl>
       <w:tblPr>
         <w:tblW w:type="auto" w:w="0"/>
         <w:jc w:val="center"/>
+        <w:tblLayout w:type="fixed"/>
         <w:tblLook w:firstColumn="1" w:firstRow="1" w:lastColumn="0" w:lastRow="0" w:noHBand="0" w:noVBand="1" w:val="04A0"/>
+        <w:tblBorders>
+          <w:top w:val="none" w:sz="0" w:space="0" w:color="auto"/>
+          <w:left w:val="none" w:sz="0" w:space="0" w:color="auto"/>
+          <w:bottom w:val="none" w:sz="0" w:space="0" w:color="auto"/>
+          <w:right w:val="none" w:sz="0" w:space="0" w:color="auto"/>
+          <w:insideH w:val="none" w:sz="0" w:space="0" w:color="auto"/>
+          <w:insideV w:val="none" w:sz="0" w:space="0" w:color="auto"/>
+        </w:tblBorders>
       </w:tblPr>
       <w:tblGrid>
-        <w:gridCol w:w="4608"/>
-        <w:gridCol w:w="4608"/>
+        <w:gridCol w:w="4677"/>
+        <w:gridCol w:w="4677"/>
       </w:tblGrid>
       <w:tr>
+        <w:trPr>
+          <w:cantSplit/>
+        </w:trPr>
         <w:tc>
           <w:tcPr>
-            <w:tcW w:type="dxa" w:w="4320"/>
+            <w:tcW w:type="dxa" w:w="4677"/>
           </w:tcPr>
           <w:p>
             <w:pPr>
-              <w:jc w:val="center"/>
+              <w:spacing w:before="160" w:line="276" w:lineRule="auto"/>
+              <w:jc w:val="left"/>
             </w:pPr>
             <w:r>
               <w:rPr>
                 <w:rFonts w:ascii="Arial" w:hAnsi="Arial"/>
+                <w:sz w:val="21"/>
+              </w:rPr>
+              <w:t>Disetujui oleh,</w:t>
+              <w:br/>
+            </w:r>
+            <w:r>
+              <w:rPr>
+                <w:rFonts w:ascii="Arial" w:hAnsi="Arial"/>
                 <w:b/>
-                <w:sz w:val="20"/>
+                <w:sz w:val="21"/>
               </w:rPr>
-              <w:t>Ketua Tim Pelaksana</w:t>
+              <w:t>Pejabat Pembuat Komitmen (PPK)</w:t>
+              <w:br/>
+              <w:t>Satker Pelaksanaan Prasarana Strategis Riau,</w:t>
+              <w:br/>
+              <w:br/>
+              <w:br/>
+              <w:br/>
+            </w:r>
+            <w:r>
+              <w:rPr>
+                <w:rFonts w:ascii="Arial" w:hAnsi="Arial"/>
+                <w:b/>
+                <w:sz w:val="21"/>
+                <w:u w:val="single"/>
+              </w:rPr>
+              <w:t>Nurhidayat Nugroho, S.Ars.</w:t>
+              <w:br/>
+            </w:r>
+            <w:r>
+              <w:rPr>
+                <w:rFonts w:ascii="Arial" w:hAnsi="Arial"/>
+                <w:sz w:val="21"/>
+              </w:rPr>
+              <w:t>NIP. 19901221 201802 1 001</w:t>
             </w:r>
           </w:p>
         </w:tc>
         <w:tc>
           <w:tcPr>
-            <w:tcW w:type="dxa" w:w="4320"/>
+            <w:tcW w:type="dxa" w:w="4677"/>
           </w:tcPr>
           <w:p>
             <w:pPr>
-              <w:jc w:val="center"/>
+              <w:spacing w:before="160" w:line="276" w:lineRule="auto"/>
+              <w:jc w:val="left"/>
             </w:pPr>
             <w:r>
               <w:rPr>
                 <w:rFonts w:ascii="Arial" w:hAnsi="Arial"/>
-                <w:b/>
-                <w:sz w:val="20"/>
+                <w:sz w:val="21"/>
               </w:rPr>
-              <w:t>Pejabat Pembuat Komitmen</w:t>
+              <w:t>Pekanbaru, 22 Desember 2025</w:t>
               <w:br/>
-              <w:t>Pelaksanaan Prasarana Strategis</w:t>
+              <w:t>Disusun oleh,</w:t>
+              <w:br/>
             </w:r>
-          </w:p>
-        </w:tc>
-      </w:tr>
-      <w:tr>
-        <w:tc>
-          <w:tcPr>
-            <w:tcW w:type="dxa" w:w="4320"/>
-          </w:tcPr>
-          <w:p>
-            <w:pPr>
-              <w:jc w:val="center"/>
-            </w:pPr>
             <w:r>
               <w:rPr>
                 <w:rFonts w:ascii="Arial" w:hAnsi="Arial"/>
                 <w:b/>
-                <w:sz w:val="20"/>
+                <w:sz w:val="21"/>
               </w:rPr>
+              <w:t>Ketua Tim Pelaksana Swakelola,</w:t>
               <w:br/>
               <w:br/>
               <w:br/>
               <w:br/>
-              <w:t>Junaidi</w:t>
-              <w:br/>
-              <w:t>NIP. 19740704 200701 1 002</w:t>
             </w:r>
-          </w:p>
-        </w:tc>
-        <w:tc>
-          <w:tcPr>
-            <w:tcW w:type="dxa" w:w="4320"/>
-          </w:tcPr>
-          <w:p>
-            <w:pPr>
-              <w:jc w:val="center"/>
-            </w:pPr>
             <w:r>
               <w:rPr>
                 <w:rFonts w:ascii="Arial" w:hAnsi="Arial"/>
                 <w:b/>
-                <w:sz w:val="20"/>
+                <w:sz w:val="21"/>
+                <w:u w:val="single"/>
               </w:rPr>
+              <w:t>Junaidi</w:t>
               <w:br/>
-              <w:br/>
-              <w:br/>
-              <w:br/>
-              <w:t>Nurhidayat Nugroho, S.Ars.</w:t>
-              <w:br/>
-              <w:t>NIP. 19901221 201802 1 001</w:t>
+            </w:r>
+            <w:r>
+              <w:rPr>
+                <w:rFonts w:ascii="Arial" w:hAnsi="Arial"/>
+                <w:sz w:val="21"/>
+              </w:rPr>
+              <w:t>NIP. 19740704 200701 1 002</w:t>
             </w:r>
           </w:p>
         </w:tc>
       </w:tr>
     </w:tbl>
     <w:sectPr>
-      <w:pgSz w:w="12240" w:h="15840"/>
-      <w:pgMar w:top="1440" w:right="1800" w:bottom="1440" w:left="1800" w:header="720" w:footer="720" w:gutter="0"/>
+      <w:pgSz w:w="11906" w:h="16838"/>
+      <w:pgMar w:top="1020" w:right="1276" w:bottom="1134" w:left="1276" w:header="720" w:footer="720" w:gutter="0"/>
       <w:cols w:space="720"/>
       <w:docGrid w:linePitch="360"/>
     </w:sectPr>
@@ -685,6 +2030,14 @@
     <w:name w:val="Normal"/>
     <w:qFormat/>
     <w:rsid w:val="00FC693F"/>
+    <w:pPr>
+      <w:spacing w:line="288" w:lineRule="auto" w:after="80"/>
+    </w:pPr>
+    <w:rPr>
+      <w:rFonts w:ascii="Arial" w:hAnsi="Arial"/>
+      <w:color w:val="000000"/>
+      <w:sz w:val="21"/>
+    </w:rPr>
   </w:style>
   <w:style w:type="paragraph" w:styleId="Header">
     <w:name w:val="header"/>
